--- a/4_parciales/2_parcial/parcial_2_3.docx
+++ b/4_parciales/2_parcial/parcial_2_3.docx
@@ -70,6 +70,7 @@
       </w:pPr>
       <w:r>
         <w:rPr>
+          <w:noProof/>
           <w:lang w:val="es-ES"/>
         </w:rPr>
         <w:drawing>
@@ -120,6 +121,62 @@
     <w:p>
       <w:pPr>
         <w:pStyle w:val="Prrafodelista"/>
+        <w:rPr>
+          <w:lang w:val="es-ES"/>
+        </w:rPr>
+      </w:pPr>
+      <w:r>
+        <w:rPr>
+          <w:lang w:val="es-ES"/>
+        </w:rPr>
+        <w:drawing>
+          <wp:inline distT="0" distB="0" distL="0" distR="0" wp14:anchorId="5AE0B2A2" wp14:editId="08ED0C6B">
+            <wp:extent cx="5612130" cy="3547110"/>
+            <wp:effectExtent l="0" t="0" r="7620" b="0"/>
+            <wp:docPr id="1691884710" name="Imagen 1"/>
+            <wp:cNvGraphicFramePr>
+              <a:graphicFrameLocks xmlns:a="http://schemas.openxmlformats.org/drawingml/2006/main" noChangeAspect="1"/>
+            </wp:cNvGraphicFramePr>
+            <a:graphic xmlns:a="http://schemas.openxmlformats.org/drawingml/2006/main">
+              <a:graphicData uri="http://schemas.openxmlformats.org/drawingml/2006/picture">
+                <pic:pic xmlns:pic="http://schemas.openxmlformats.org/drawingml/2006/picture">
+                  <pic:nvPicPr>
+                    <pic:cNvPr id="1691884710" name=""/>
+                    <pic:cNvPicPr/>
+                  </pic:nvPicPr>
+                  <pic:blipFill>
+                    <a:blip r:embed="rId6"/>
+                    <a:stretch>
+                      <a:fillRect/>
+                    </a:stretch>
+                  </pic:blipFill>
+                  <pic:spPr>
+                    <a:xfrm>
+                      <a:off x="0" y="0"/>
+                      <a:ext cx="5612130" cy="3547110"/>
+                    </a:xfrm>
+                    <a:prstGeom prst="rect">
+                      <a:avLst/>
+                    </a:prstGeom>
+                  </pic:spPr>
+                </pic:pic>
+              </a:graphicData>
+            </a:graphic>
+          </wp:inline>
+        </w:drawing>
+      </w:r>
+    </w:p>
+    <w:p>
+      <w:pPr>
+        <w:pStyle w:val="Prrafodelista"/>
+        <w:rPr>
+          <w:lang w:val="es-ES"/>
+        </w:rPr>
+      </w:pPr>
+    </w:p>
+    <w:p>
+      <w:pPr>
+        <w:pStyle w:val="Prrafodelista"/>
         <w:numPr>
           <w:ilvl w:val="0"/>
           <w:numId w:val="1"/>
@@ -152,6 +209,7 @@
       </w:pPr>
       <w:r>
         <w:rPr>
+          <w:noProof/>
           <w:lang w:val="es-ES"/>
         </w:rPr>
         <w:drawing>
@@ -170,7 +228,7 @@
                     <pic:cNvPicPr/>
                   </pic:nvPicPr>
                   <pic:blipFill>
-                    <a:blip r:embed="rId6"/>
+                    <a:blip r:embed="rId7"/>
                     <a:stretch>
                       <a:fillRect/>
                     </a:stretch>
@@ -200,6 +258,7 @@
       </w:pPr>
       <w:r>
         <w:rPr>
+          <w:noProof/>
           <w:lang w:val="es-ES"/>
         </w:rPr>
         <w:drawing>
@@ -218,7 +277,7 @@
                     <pic:cNvPicPr/>
                   </pic:nvPicPr>
                   <pic:blipFill>
-                    <a:blip r:embed="rId7"/>
+                    <a:blip r:embed="rId8"/>
                     <a:stretch>
                       <a:fillRect/>
                     </a:stretch>
@@ -282,8 +341,10 @@
       </w:pPr>
       <w:r>
         <w:rPr>
-          <w:lang w:val="es-ES"/>
-        </w:rPr>
+          <w:noProof/>
+          <w:lang w:val="es-ES"/>
+        </w:rPr>
+        <w:lastRenderedPageBreak/>
         <w:drawing>
           <wp:inline distT="0" distB="0" distL="0" distR="0" wp14:anchorId="0EB4C909" wp14:editId="0B84E6AE">
             <wp:extent cx="5612130" cy="464820"/>
@@ -300,7 +361,7 @@
                     <pic:cNvPicPr/>
                   </pic:nvPicPr>
                   <pic:blipFill>
-                    <a:blip r:embed="rId8"/>
+                    <a:blip r:embed="rId9"/>
                     <a:stretch>
                       <a:fillRect/>
                     </a:stretch>
@@ -330,6 +391,7 @@
       </w:pPr>
       <w:r>
         <w:rPr>
+          <w:noProof/>
           <w:lang w:val="es-ES"/>
         </w:rPr>
         <w:drawing>
@@ -348,7 +410,7 @@
                     <pic:cNvPicPr/>
                   </pic:nvPicPr>
                   <pic:blipFill>
-                    <a:blip r:embed="rId9"/>
+                    <a:blip r:embed="rId10"/>
                     <a:stretch>
                       <a:fillRect/>
                     </a:stretch>
@@ -386,6 +448,7 @@
       </w:pPr>
       <w:r>
         <w:rPr>
+          <w:noProof/>
           <w:lang w:val="es-ES"/>
         </w:rPr>
         <w:drawing>
@@ -404,7 +467,7 @@
                     <pic:cNvPicPr/>
                   </pic:nvPicPr>
                   <pic:blipFill>
-                    <a:blip r:embed="rId10"/>
+                    <a:blip r:embed="rId11"/>
                     <a:stretch>
                       <a:fillRect/>
                     </a:stretch>
@@ -434,6 +497,7 @@
       </w:pPr>
       <w:r>
         <w:rPr>
+          <w:noProof/>
           <w:lang w:val="es-ES"/>
         </w:rPr>
         <w:drawing>
@@ -452,7 +516,7 @@
                     <pic:cNvPicPr/>
                   </pic:nvPicPr>
                   <pic:blipFill>
-                    <a:blip r:embed="rId11"/>
+                    <a:blip r:embed="rId12"/>
                     <a:stretch>
                       <a:fillRect/>
                     </a:stretch>
@@ -490,9 +554,9 @@
       </w:pPr>
       <w:r>
         <w:rPr>
-          <w:lang w:val="es-ES"/>
-        </w:rPr>
-        <w:lastRenderedPageBreak/>
+          <w:noProof/>
+          <w:lang w:val="es-ES"/>
+        </w:rPr>
         <w:drawing>
           <wp:inline distT="0" distB="0" distL="0" distR="0" wp14:anchorId="6F7E1160" wp14:editId="4F59375B">
             <wp:extent cx="5612130" cy="415925"/>
@@ -509,7 +573,7 @@
                     <pic:cNvPicPr/>
                   </pic:nvPicPr>
                   <pic:blipFill>
-                    <a:blip r:embed="rId12"/>
+                    <a:blip r:embed="rId13"/>
                     <a:stretch>
                       <a:fillRect/>
                     </a:stretch>
@@ -547,6 +611,7 @@
       </w:pPr>
       <w:r>
         <w:rPr>
+          <w:noProof/>
           <w:lang w:val="es-ES"/>
         </w:rPr>
         <w:drawing>
@@ -565,7 +630,7 @@
                     <pic:cNvPicPr/>
                   </pic:nvPicPr>
                   <pic:blipFill>
-                    <a:blip r:embed="rId13"/>
+                    <a:blip r:embed="rId14"/>
                     <a:stretch>
                       <a:fillRect/>
                     </a:stretch>
@@ -629,6 +694,7 @@
       </w:pPr>
       <w:r>
         <w:rPr>
+          <w:noProof/>
           <w:lang w:val="es-ES"/>
         </w:rPr>
         <w:drawing>
@@ -647,7 +713,7 @@
                     <pic:cNvPicPr/>
                   </pic:nvPicPr>
                   <pic:blipFill>
-                    <a:blip r:embed="rId14"/>
+                    <a:blip r:embed="rId15"/>
                     <a:stretch>
                       <a:fillRect/>
                     </a:stretch>
@@ -677,8 +743,10 @@
       </w:pPr>
       <w:r>
         <w:rPr>
-          <w:lang w:val="es-ES"/>
-        </w:rPr>
+          <w:noProof/>
+          <w:lang w:val="es-ES"/>
+        </w:rPr>
+        <w:lastRenderedPageBreak/>
         <w:drawing>
           <wp:inline distT="0" distB="0" distL="0" distR="0" wp14:anchorId="3ED1D93B" wp14:editId="10EBE641">
             <wp:extent cx="5612130" cy="1542415"/>
@@ -695,7 +763,7 @@
                     <pic:cNvPicPr/>
                   </pic:nvPicPr>
                   <pic:blipFill>
-                    <a:blip r:embed="rId15"/>
+                    <a:blip r:embed="rId16"/>
                     <a:stretch>
                       <a:fillRect/>
                     </a:stretch>
@@ -759,6 +827,7 @@
       </w:pPr>
       <w:r>
         <w:rPr>
+          <w:noProof/>
           <w:lang w:val="es-ES"/>
         </w:rPr>
         <w:drawing>
@@ -777,7 +846,7 @@
                     <pic:cNvPicPr/>
                   </pic:nvPicPr>
                   <pic:blipFill>
-                    <a:blip r:embed="rId16"/>
+                    <a:blip r:embed="rId17"/>
                     <a:stretch>
                       <a:fillRect/>
                     </a:stretch>
@@ -807,6 +876,7 @@
       </w:pPr>
       <w:r>
         <w:rPr>
+          <w:noProof/>
           <w:lang w:val="es-ES"/>
         </w:rPr>
         <w:drawing>
@@ -825,7 +895,7 @@
                     <pic:cNvPicPr/>
                   </pic:nvPicPr>
                   <pic:blipFill>
-                    <a:blip r:embed="rId17"/>
+                    <a:blip r:embed="rId18"/>
                     <a:stretch>
                       <a:fillRect/>
                     </a:stretch>
@@ -872,6 +942,7 @@
       </w:pPr>
       <w:r>
         <w:rPr>
+          <w:noProof/>
           <w:lang w:val="es-ES"/>
         </w:rPr>
         <w:drawing>
@@ -890,7 +961,7 @@
                     <pic:cNvPicPr/>
                   </pic:nvPicPr>
                   <pic:blipFill>
-                    <a:blip r:embed="rId18"/>
+                    <a:blip r:embed="rId19"/>
                     <a:stretch>
                       <a:fillRect/>
                     </a:stretch>
@@ -919,9 +990,9 @@
       </w:pPr>
       <w:r>
         <w:rPr>
-          <w:lang w:val="es-ES"/>
-        </w:rPr>
-        <w:lastRenderedPageBreak/>
+          <w:noProof/>
+          <w:lang w:val="es-ES"/>
+        </w:rPr>
         <w:drawing>
           <wp:inline distT="0" distB="0" distL="0" distR="0" wp14:anchorId="61E2D71F" wp14:editId="56639814">
             <wp:extent cx="2537680" cy="731583"/>
@@ -938,7 +1009,7 @@
                     <pic:cNvPicPr/>
                   </pic:nvPicPr>
                   <pic:blipFill>
-                    <a:blip r:embed="rId19"/>
+                    <a:blip r:embed="rId20"/>
                     <a:stretch>
                       <a:fillRect/>
                     </a:stretch>
